--- a/AI_for_Finance_Course/Assignments/Week_2_Assignment.docx
+++ b/AI_for_Finance_Course/Assignments/Week_2_Assignment.docx
@@ -77,7 +77,7 @@
               <w:spacing w:line="360" w:lineRule="auto" w:after="120"/>
             </w:pPr>
             <w:r>
-              <w:t xml:space="preserve">Due Date:</w:t>
+              <w:t>Due:</w:t>
             </w:r>
           </w:p>
         </w:tc>
@@ -91,7 +91,7 @@
               <w:spacing w:line="360" w:lineRule="auto" w:after="120"/>
             </w:pPr>
             <w:r>
-              <w:t xml:space="preserve">[INSERT DUE DATE]</w:t>
+              <w:t>end of the corresponding course week</w:t>
             </w:r>
           </w:p>
         </w:tc>
